--- a/cableado V1.docx
+++ b/cableado V1.docx
@@ -13,7 +13,6 @@
           <w:kern w:val="36"/>
           <w:sz w:val="48"/>
           <w:szCs w:val="48"/>
-          <w:u w:val="single"/>
           <w:lang w:eastAsia="es-AR"/>
         </w:rPr>
       </w:pPr>
@@ -63,8 +62,22 @@
           <w:szCs w:val="48"/>
           <w:lang w:eastAsia="es-AR"/>
         </w:rPr>
-        <w:t xml:space="preserve"> Cableado GENERAL (todo junto)</w:t>
+        <w:t xml:space="preserve"> Cableado GENERAL </w:t>
       </w:r>
+    </w:p>
+    <w:p>
+      <w:pPr>
+        <w:spacing w:before="100" w:beforeAutospacing="1" w:after="100" w:afterAutospacing="1" w:line="240" w:lineRule="auto"/>
+        <w:outlineLvl w:val="0"/>
+        <w:rPr>
+          <w:rFonts w:ascii="Times New Roman" w:eastAsia="Times New Roman" w:hAnsi="Times New Roman" w:cs="Times New Roman"/>
+          <w:b/>
+          <w:bCs/>
+          <w:sz w:val="36"/>
+          <w:szCs w:val="36"/>
+          <w:lang w:eastAsia="es-AR"/>
+        </w:rPr>
+      </w:pPr>
       <w:r>
         <w:rPr>
           <w:rFonts w:ascii="Times New Roman" w:eastAsia="Times New Roman" w:hAnsi="Times New Roman" w:cs="Times New Roman"/>
@@ -77,33 +90,6 @@
         </w:rPr>
         <w:br/>
       </w:r>
-      <w:r>
-        <w:rPr>
-          <w:rFonts w:ascii="Times New Roman" w:eastAsia="Times New Roman" w:hAnsi="Times New Roman" w:cs="Times New Roman"/>
-          <w:b/>
-          <w:bCs/>
-          <w:kern w:val="36"/>
-          <w:sz w:val="48"/>
-          <w:szCs w:val="48"/>
-          <w:lang w:eastAsia="es-AR"/>
-        </w:rPr>
-        <w:br/>
-        <w:t>falta GPIO19 PIN 35</w:t>
-      </w:r>
-    </w:p>
-    <w:p>
-      <w:pPr>
-        <w:spacing w:before="100" w:beforeAutospacing="1" w:after="100" w:afterAutospacing="1" w:line="240" w:lineRule="auto"/>
-        <w:outlineLvl w:val="1"/>
-        <w:rPr>
-          <w:rFonts w:ascii="Times New Roman" w:eastAsia="Times New Roman" w:hAnsi="Times New Roman" w:cs="Times New Roman"/>
-          <w:b/>
-          <w:bCs/>
-          <w:sz w:val="36"/>
-          <w:szCs w:val="36"/>
-          <w:lang w:eastAsia="es-AR"/>
-        </w:rPr>
-      </w:pPr>
       <w:r>
         <w:rPr>
           <w:rFonts w:ascii="Segoe UI Emoji" w:eastAsia="Times New Roman" w:hAnsi="Segoe UI Emoji" w:cs="Segoe UI Emoji"/>
@@ -263,14 +249,16 @@
                 <w:rFonts w:ascii="Times New Roman" w:eastAsia="Times New Roman" w:hAnsi="Times New Roman" w:cs="Times New Roman"/>
                 <w:sz w:val="24"/>
                 <w:szCs w:val="24"/>
-                <w:lang w:eastAsia="es-AR"/>
-              </w:rPr>
-            </w:pPr>
-            <w:r>
-              <w:rPr>
-                <w:rFonts w:ascii="Times New Roman" w:eastAsia="Times New Roman" w:hAnsi="Times New Roman" w:cs="Times New Roman"/>
-                <w:sz w:val="24"/>
-                <w:szCs w:val="24"/>
+                <w:highlight w:val="yellow"/>
+                <w:lang w:eastAsia="es-AR"/>
+              </w:rPr>
+            </w:pPr>
+            <w:r>
+              <w:rPr>
+                <w:rFonts w:ascii="Times New Roman" w:eastAsia="Times New Roman" w:hAnsi="Times New Roman" w:cs="Times New Roman"/>
+                <w:sz w:val="24"/>
+                <w:szCs w:val="24"/>
+                <w:highlight w:val="yellow"/>
                 <w:lang w:eastAsia="es-AR"/>
               </w:rPr>
               <w:t>VDD</w:t>
@@ -290,14 +278,16 @@
                 <w:rFonts w:ascii="Times New Roman" w:eastAsia="Times New Roman" w:hAnsi="Times New Roman" w:cs="Times New Roman"/>
                 <w:sz w:val="24"/>
                 <w:szCs w:val="24"/>
-                <w:lang w:eastAsia="es-AR"/>
-              </w:rPr>
-            </w:pPr>
-            <w:r>
-              <w:rPr>
-                <w:rFonts w:ascii="Times New Roman" w:eastAsia="Times New Roman" w:hAnsi="Times New Roman" w:cs="Times New Roman"/>
-                <w:sz w:val="24"/>
-                <w:szCs w:val="24"/>
+                <w:highlight w:val="yellow"/>
+                <w:lang w:eastAsia="es-AR"/>
+              </w:rPr>
+            </w:pPr>
+            <w:r>
+              <w:rPr>
+                <w:rFonts w:ascii="Times New Roman" w:eastAsia="Times New Roman" w:hAnsi="Times New Roman" w:cs="Times New Roman"/>
+                <w:sz w:val="24"/>
+                <w:szCs w:val="24"/>
+                <w:highlight w:val="yellow"/>
                 <w:lang w:eastAsia="es-AR"/>
               </w:rPr>
               <w:t>3.3V</w:t>
@@ -317,14 +307,16 @@
                 <w:rFonts w:ascii="Times New Roman" w:eastAsia="Times New Roman" w:hAnsi="Times New Roman" w:cs="Times New Roman"/>
                 <w:sz w:val="24"/>
                 <w:szCs w:val="24"/>
-                <w:lang w:eastAsia="es-AR"/>
-              </w:rPr>
-            </w:pPr>
-            <w:r>
-              <w:rPr>
-                <w:rFonts w:ascii="Times New Roman" w:eastAsia="Times New Roman" w:hAnsi="Times New Roman" w:cs="Times New Roman"/>
-                <w:sz w:val="24"/>
-                <w:szCs w:val="24"/>
+                <w:highlight w:val="yellow"/>
+                <w:lang w:eastAsia="es-AR"/>
+              </w:rPr>
+            </w:pPr>
+            <w:r>
+              <w:rPr>
+                <w:rFonts w:ascii="Times New Roman" w:eastAsia="Times New Roman" w:hAnsi="Times New Roman" w:cs="Times New Roman"/>
+                <w:sz w:val="24"/>
+                <w:szCs w:val="24"/>
+                <w:highlight w:val="yellow"/>
                 <w:lang w:eastAsia="es-AR"/>
               </w:rPr>
               <w:t>Pin 1</w:t>
@@ -349,14 +341,16 @@
                 <w:rFonts w:ascii="Times New Roman" w:eastAsia="Times New Roman" w:hAnsi="Times New Roman" w:cs="Times New Roman"/>
                 <w:sz w:val="24"/>
                 <w:szCs w:val="24"/>
-                <w:lang w:eastAsia="es-AR"/>
-              </w:rPr>
-            </w:pPr>
-            <w:r>
-              <w:rPr>
-                <w:rFonts w:ascii="Times New Roman" w:eastAsia="Times New Roman" w:hAnsi="Times New Roman" w:cs="Times New Roman"/>
-                <w:sz w:val="24"/>
-                <w:szCs w:val="24"/>
+                <w:highlight w:val="yellow"/>
+                <w:lang w:eastAsia="es-AR"/>
+              </w:rPr>
+            </w:pPr>
+            <w:r>
+              <w:rPr>
+                <w:rFonts w:ascii="Times New Roman" w:eastAsia="Times New Roman" w:hAnsi="Times New Roman" w:cs="Times New Roman"/>
+                <w:sz w:val="24"/>
+                <w:szCs w:val="24"/>
+                <w:highlight w:val="yellow"/>
                 <w:lang w:eastAsia="es-AR"/>
               </w:rPr>
               <w:t>GND</w:t>
@@ -376,14 +370,16 @@
                 <w:rFonts w:ascii="Times New Roman" w:eastAsia="Times New Roman" w:hAnsi="Times New Roman" w:cs="Times New Roman"/>
                 <w:sz w:val="24"/>
                 <w:szCs w:val="24"/>
-                <w:lang w:eastAsia="es-AR"/>
-              </w:rPr>
-            </w:pPr>
-            <w:r>
-              <w:rPr>
-                <w:rFonts w:ascii="Times New Roman" w:eastAsia="Times New Roman" w:hAnsi="Times New Roman" w:cs="Times New Roman"/>
-                <w:sz w:val="24"/>
-                <w:szCs w:val="24"/>
+                <w:highlight w:val="yellow"/>
+                <w:lang w:eastAsia="es-AR"/>
+              </w:rPr>
+            </w:pPr>
+            <w:r>
+              <w:rPr>
+                <w:rFonts w:ascii="Times New Roman" w:eastAsia="Times New Roman" w:hAnsi="Times New Roman" w:cs="Times New Roman"/>
+                <w:sz w:val="24"/>
+                <w:szCs w:val="24"/>
+                <w:highlight w:val="yellow"/>
                 <w:lang w:eastAsia="es-AR"/>
               </w:rPr>
               <w:t>GND</w:t>
@@ -403,14 +399,16 @@
                 <w:rFonts w:ascii="Times New Roman" w:eastAsia="Times New Roman" w:hAnsi="Times New Roman" w:cs="Times New Roman"/>
                 <w:sz w:val="24"/>
                 <w:szCs w:val="24"/>
-                <w:lang w:eastAsia="es-AR"/>
-              </w:rPr>
-            </w:pPr>
-            <w:r>
-              <w:rPr>
-                <w:rFonts w:ascii="Times New Roman" w:eastAsia="Times New Roman" w:hAnsi="Times New Roman" w:cs="Times New Roman"/>
-                <w:sz w:val="24"/>
-                <w:szCs w:val="24"/>
+                <w:highlight w:val="yellow"/>
+                <w:lang w:eastAsia="es-AR"/>
+              </w:rPr>
+            </w:pPr>
+            <w:r>
+              <w:rPr>
+                <w:rFonts w:ascii="Times New Roman" w:eastAsia="Times New Roman" w:hAnsi="Times New Roman" w:cs="Times New Roman"/>
+                <w:sz w:val="24"/>
+                <w:szCs w:val="24"/>
+                <w:highlight w:val="yellow"/>
                 <w:lang w:eastAsia="es-AR"/>
               </w:rPr>
               <w:t>Pin 6</w:t>
@@ -435,14 +433,16 @@
                 <w:rFonts w:ascii="Times New Roman" w:eastAsia="Times New Roman" w:hAnsi="Times New Roman" w:cs="Times New Roman"/>
                 <w:sz w:val="24"/>
                 <w:szCs w:val="24"/>
-                <w:lang w:eastAsia="es-AR"/>
-              </w:rPr>
-            </w:pPr>
-            <w:r>
-              <w:rPr>
-                <w:rFonts w:ascii="Times New Roman" w:eastAsia="Times New Roman" w:hAnsi="Times New Roman" w:cs="Times New Roman"/>
-                <w:sz w:val="24"/>
-                <w:szCs w:val="24"/>
+                <w:highlight w:val="yellow"/>
+                <w:lang w:eastAsia="es-AR"/>
+              </w:rPr>
+            </w:pPr>
+            <w:r>
+              <w:rPr>
+                <w:rFonts w:ascii="Times New Roman" w:eastAsia="Times New Roman" w:hAnsi="Times New Roman" w:cs="Times New Roman"/>
+                <w:sz w:val="24"/>
+                <w:szCs w:val="24"/>
+                <w:highlight w:val="yellow"/>
                 <w:lang w:eastAsia="es-AR"/>
               </w:rPr>
               <w:t>SCK</w:t>
@@ -462,14 +462,16 @@
                 <w:rFonts w:ascii="Times New Roman" w:eastAsia="Times New Roman" w:hAnsi="Times New Roman" w:cs="Times New Roman"/>
                 <w:sz w:val="24"/>
                 <w:szCs w:val="24"/>
-                <w:lang w:eastAsia="es-AR"/>
-              </w:rPr>
-            </w:pPr>
-            <w:r>
-              <w:rPr>
-                <w:rFonts w:ascii="Times New Roman" w:eastAsia="Times New Roman" w:hAnsi="Times New Roman" w:cs="Times New Roman"/>
-                <w:sz w:val="24"/>
-                <w:szCs w:val="24"/>
+                <w:highlight w:val="yellow"/>
+                <w:lang w:eastAsia="es-AR"/>
+              </w:rPr>
+            </w:pPr>
+            <w:r>
+              <w:rPr>
+                <w:rFonts w:ascii="Times New Roman" w:eastAsia="Times New Roman" w:hAnsi="Times New Roman" w:cs="Times New Roman"/>
+                <w:sz w:val="24"/>
+                <w:szCs w:val="24"/>
+                <w:highlight w:val="yellow"/>
                 <w:lang w:eastAsia="es-AR"/>
               </w:rPr>
               <w:t>GPIO18</w:t>
@@ -489,14 +491,16 @@
                 <w:rFonts w:ascii="Times New Roman" w:eastAsia="Times New Roman" w:hAnsi="Times New Roman" w:cs="Times New Roman"/>
                 <w:sz w:val="24"/>
                 <w:szCs w:val="24"/>
-                <w:lang w:eastAsia="es-AR"/>
-              </w:rPr>
-            </w:pPr>
-            <w:r>
-              <w:rPr>
-                <w:rFonts w:ascii="Times New Roman" w:eastAsia="Times New Roman" w:hAnsi="Times New Roman" w:cs="Times New Roman"/>
-                <w:sz w:val="24"/>
-                <w:szCs w:val="24"/>
+                <w:highlight w:val="yellow"/>
+                <w:lang w:eastAsia="es-AR"/>
+              </w:rPr>
+            </w:pPr>
+            <w:r>
+              <w:rPr>
+                <w:rFonts w:ascii="Times New Roman" w:eastAsia="Times New Roman" w:hAnsi="Times New Roman" w:cs="Times New Roman"/>
+                <w:sz w:val="24"/>
+                <w:szCs w:val="24"/>
+                <w:highlight w:val="yellow"/>
                 <w:lang w:eastAsia="es-AR"/>
               </w:rPr>
               <w:t>Pin 12</w:t>
@@ -521,14 +525,16 @@
                 <w:rFonts w:ascii="Times New Roman" w:eastAsia="Times New Roman" w:hAnsi="Times New Roman" w:cs="Times New Roman"/>
                 <w:sz w:val="24"/>
                 <w:szCs w:val="24"/>
-                <w:lang w:eastAsia="es-AR"/>
-              </w:rPr>
-            </w:pPr>
-            <w:r>
-              <w:rPr>
-                <w:rFonts w:ascii="Times New Roman" w:eastAsia="Times New Roman" w:hAnsi="Times New Roman" w:cs="Times New Roman"/>
-                <w:sz w:val="24"/>
-                <w:szCs w:val="24"/>
+                <w:highlight w:val="yellow"/>
+                <w:lang w:eastAsia="es-AR"/>
+              </w:rPr>
+            </w:pPr>
+            <w:r>
+              <w:rPr>
+                <w:rFonts w:ascii="Times New Roman" w:eastAsia="Times New Roman" w:hAnsi="Times New Roman" w:cs="Times New Roman"/>
+                <w:sz w:val="24"/>
+                <w:szCs w:val="24"/>
+                <w:highlight w:val="yellow"/>
                 <w:lang w:eastAsia="es-AR"/>
               </w:rPr>
               <w:t>WS</w:t>
@@ -548,14 +554,16 @@
                 <w:rFonts w:ascii="Times New Roman" w:eastAsia="Times New Roman" w:hAnsi="Times New Roman" w:cs="Times New Roman"/>
                 <w:sz w:val="24"/>
                 <w:szCs w:val="24"/>
-                <w:lang w:eastAsia="es-AR"/>
-              </w:rPr>
-            </w:pPr>
-            <w:r>
-              <w:rPr>
-                <w:rFonts w:ascii="Times New Roman" w:eastAsia="Times New Roman" w:hAnsi="Times New Roman" w:cs="Times New Roman"/>
-                <w:sz w:val="24"/>
-                <w:szCs w:val="24"/>
+                <w:highlight w:val="yellow"/>
+                <w:lang w:eastAsia="es-AR"/>
+              </w:rPr>
+            </w:pPr>
+            <w:r>
+              <w:rPr>
+                <w:rFonts w:ascii="Times New Roman" w:eastAsia="Times New Roman" w:hAnsi="Times New Roman" w:cs="Times New Roman"/>
+                <w:sz w:val="24"/>
+                <w:szCs w:val="24"/>
+                <w:highlight w:val="yellow"/>
                 <w:lang w:eastAsia="es-AR"/>
               </w:rPr>
               <w:t>GPIO19</w:t>
@@ -575,14 +583,16 @@
                 <w:rFonts w:ascii="Times New Roman" w:eastAsia="Times New Roman" w:hAnsi="Times New Roman" w:cs="Times New Roman"/>
                 <w:sz w:val="24"/>
                 <w:szCs w:val="24"/>
-                <w:lang w:eastAsia="es-AR"/>
-              </w:rPr>
-            </w:pPr>
-            <w:r>
-              <w:rPr>
-                <w:rFonts w:ascii="Times New Roman" w:eastAsia="Times New Roman" w:hAnsi="Times New Roman" w:cs="Times New Roman"/>
-                <w:sz w:val="24"/>
-                <w:szCs w:val="24"/>
+                <w:highlight w:val="yellow"/>
+                <w:lang w:eastAsia="es-AR"/>
+              </w:rPr>
+            </w:pPr>
+            <w:r>
+              <w:rPr>
+                <w:rFonts w:ascii="Times New Roman" w:eastAsia="Times New Roman" w:hAnsi="Times New Roman" w:cs="Times New Roman"/>
+                <w:sz w:val="24"/>
+                <w:szCs w:val="24"/>
+                <w:highlight w:val="yellow"/>
                 <w:lang w:eastAsia="es-AR"/>
               </w:rPr>
               <w:t>Pin 35</w:t>
@@ -864,8 +874,8 @@
       </w:tblPr>
       <w:tblGrid>
         <w:gridCol w:w="1422"/>
-        <w:gridCol w:w="1427"/>
-        <w:gridCol w:w="1015"/>
+        <w:gridCol w:w="1154"/>
+        <w:gridCol w:w="1312"/>
       </w:tblGrid>
       <w:tr>
         <w:trPr>
@@ -906,7 +916,7 @@
         </w:tc>
         <w:tc>
           <w:tcPr>
-            <w:tcW w:w="0" w:type="auto"/>
+            <w:tcW w:w="1100" w:type="dxa"/>
             <w:vAlign w:val="center"/>
             <w:hideMark/>
           </w:tcPr>
@@ -938,7 +948,7 @@
         </w:tc>
         <w:tc>
           <w:tcPr>
-            <w:tcW w:w="0" w:type="auto"/>
+            <w:tcW w:w="1267" w:type="dxa"/>
             <w:vAlign w:val="center"/>
             <w:hideMark/>
           </w:tcPr>
@@ -1002,7 +1012,7 @@
         </w:tc>
         <w:tc>
           <w:tcPr>
-            <w:tcW w:w="0" w:type="auto"/>
+            <w:tcW w:w="1100" w:type="dxa"/>
             <w:vAlign w:val="center"/>
             <w:hideMark/>
           </w:tcPr>
@@ -1029,7 +1039,7 @@
         </w:tc>
         <w:tc>
           <w:tcPr>
-            <w:tcW w:w="0" w:type="auto"/>
+            <w:tcW w:w="1267" w:type="dxa"/>
             <w:vAlign w:val="center"/>
             <w:hideMark/>
           </w:tcPr>
@@ -1088,7 +1098,7 @@
         </w:tc>
         <w:tc>
           <w:tcPr>
-            <w:tcW w:w="0" w:type="auto"/>
+            <w:tcW w:w="1100" w:type="dxa"/>
             <w:vAlign w:val="center"/>
             <w:hideMark/>
           </w:tcPr>
@@ -1115,28 +1125,37 @@
         </w:tc>
         <w:tc>
           <w:tcPr>
-            <w:tcW w:w="0" w:type="auto"/>
-            <w:vAlign w:val="center"/>
-            <w:hideMark/>
-          </w:tcPr>
-          <w:p>
-            <w:pPr>
-              <w:spacing w:after="0" w:line="240" w:lineRule="auto"/>
-              <w:rPr>
-                <w:rFonts w:ascii="Times New Roman" w:eastAsia="Times New Roman" w:hAnsi="Times New Roman" w:cs="Times New Roman"/>
-                <w:sz w:val="24"/>
-                <w:szCs w:val="24"/>
-                <w:lang w:eastAsia="es-AR"/>
-              </w:rPr>
-            </w:pPr>
-            <w:r>
-              <w:rPr>
-                <w:rFonts w:ascii="Times New Roman" w:eastAsia="Times New Roman" w:hAnsi="Times New Roman" w:cs="Times New Roman"/>
-                <w:sz w:val="24"/>
-                <w:szCs w:val="24"/>
-                <w:lang w:eastAsia="es-AR"/>
-              </w:rPr>
-              <w:t>Pin 6</w:t>
+            <w:tcW w:w="1267" w:type="dxa"/>
+            <w:vAlign w:val="center"/>
+            <w:hideMark/>
+          </w:tcPr>
+          <w:p>
+            <w:pPr>
+              <w:spacing w:after="0" w:line="240" w:lineRule="auto"/>
+              <w:rPr>
+                <w:rFonts w:ascii="Times New Roman" w:eastAsia="Times New Roman" w:hAnsi="Times New Roman" w:cs="Times New Roman"/>
+                <w:sz w:val="24"/>
+                <w:szCs w:val="24"/>
+                <w:lang w:eastAsia="es-AR"/>
+              </w:rPr>
+            </w:pPr>
+            <w:r>
+              <w:rPr>
+                <w:rFonts w:ascii="Times New Roman" w:eastAsia="Times New Roman" w:hAnsi="Times New Roman" w:cs="Times New Roman"/>
+                <w:sz w:val="24"/>
+                <w:szCs w:val="24"/>
+                <w:lang w:eastAsia="es-AR"/>
+              </w:rPr>
+              <w:t xml:space="preserve">Pin </w:t>
+            </w:r>
+            <w:r>
+              <w:rPr>
+                <w:rFonts w:ascii="Times New Roman" w:eastAsia="Times New Roman" w:hAnsi="Times New Roman" w:cs="Times New Roman"/>
+                <w:sz w:val="24"/>
+                <w:szCs w:val="24"/>
+                <w:lang w:eastAsia="es-AR"/>
+              </w:rPr>
+              <w:t>14</w:t>
             </w:r>
           </w:p>
         </w:tc>
@@ -1158,14 +1177,16 @@
                 <w:rFonts w:ascii="Times New Roman" w:eastAsia="Times New Roman" w:hAnsi="Times New Roman" w:cs="Times New Roman"/>
                 <w:sz w:val="24"/>
                 <w:szCs w:val="24"/>
-                <w:lang w:eastAsia="es-AR"/>
-              </w:rPr>
-            </w:pPr>
-            <w:r>
-              <w:rPr>
-                <w:rFonts w:ascii="Times New Roman" w:eastAsia="Times New Roman" w:hAnsi="Times New Roman" w:cs="Times New Roman"/>
-                <w:sz w:val="24"/>
-                <w:szCs w:val="24"/>
+                <w:highlight w:val="yellow"/>
+                <w:lang w:eastAsia="es-AR"/>
+              </w:rPr>
+            </w:pPr>
+            <w:r>
+              <w:rPr>
+                <w:rFonts w:ascii="Times New Roman" w:eastAsia="Times New Roman" w:hAnsi="Times New Roman" w:cs="Times New Roman"/>
+                <w:sz w:val="24"/>
+                <w:szCs w:val="24"/>
+                <w:highlight w:val="yellow"/>
                 <w:lang w:eastAsia="es-AR"/>
               </w:rPr>
               <w:t>BCLK</w:t>
@@ -1174,25 +1195,27 @@
         </w:tc>
         <w:tc>
           <w:tcPr>
-            <w:tcW w:w="0" w:type="auto"/>
-            <w:vAlign w:val="center"/>
-            <w:hideMark/>
-          </w:tcPr>
-          <w:p>
-            <w:pPr>
-              <w:spacing w:after="0" w:line="240" w:lineRule="auto"/>
-              <w:rPr>
-                <w:rFonts w:ascii="Times New Roman" w:eastAsia="Times New Roman" w:hAnsi="Times New Roman" w:cs="Times New Roman"/>
-                <w:sz w:val="24"/>
-                <w:szCs w:val="24"/>
-                <w:lang w:eastAsia="es-AR"/>
-              </w:rPr>
-            </w:pPr>
-            <w:r>
-              <w:rPr>
-                <w:rFonts w:ascii="Times New Roman" w:eastAsia="Times New Roman" w:hAnsi="Times New Roman" w:cs="Times New Roman"/>
-                <w:sz w:val="24"/>
-                <w:szCs w:val="24"/>
+            <w:tcW w:w="1100" w:type="dxa"/>
+            <w:vAlign w:val="center"/>
+            <w:hideMark/>
+          </w:tcPr>
+          <w:p>
+            <w:pPr>
+              <w:spacing w:after="0" w:line="240" w:lineRule="auto"/>
+              <w:rPr>
+                <w:rFonts w:ascii="Times New Roman" w:eastAsia="Times New Roman" w:hAnsi="Times New Roman" w:cs="Times New Roman"/>
+                <w:sz w:val="24"/>
+                <w:szCs w:val="24"/>
+                <w:highlight w:val="yellow"/>
+                <w:lang w:eastAsia="es-AR"/>
+              </w:rPr>
+            </w:pPr>
+            <w:r>
+              <w:rPr>
+                <w:rFonts w:ascii="Times New Roman" w:eastAsia="Times New Roman" w:hAnsi="Times New Roman" w:cs="Times New Roman"/>
+                <w:sz w:val="24"/>
+                <w:szCs w:val="24"/>
+                <w:highlight w:val="yellow"/>
                 <w:lang w:eastAsia="es-AR"/>
               </w:rPr>
               <w:t>GPIO18</w:t>
@@ -1201,25 +1224,27 @@
         </w:tc>
         <w:tc>
           <w:tcPr>
-            <w:tcW w:w="0" w:type="auto"/>
-            <w:vAlign w:val="center"/>
-            <w:hideMark/>
-          </w:tcPr>
-          <w:p>
-            <w:pPr>
-              <w:spacing w:after="0" w:line="240" w:lineRule="auto"/>
-              <w:rPr>
-                <w:rFonts w:ascii="Times New Roman" w:eastAsia="Times New Roman" w:hAnsi="Times New Roman" w:cs="Times New Roman"/>
-                <w:sz w:val="24"/>
-                <w:szCs w:val="24"/>
-                <w:lang w:eastAsia="es-AR"/>
-              </w:rPr>
-            </w:pPr>
-            <w:r>
-              <w:rPr>
-                <w:rFonts w:ascii="Times New Roman" w:eastAsia="Times New Roman" w:hAnsi="Times New Roman" w:cs="Times New Roman"/>
-                <w:sz w:val="24"/>
-                <w:szCs w:val="24"/>
+            <w:tcW w:w="1267" w:type="dxa"/>
+            <w:vAlign w:val="center"/>
+            <w:hideMark/>
+          </w:tcPr>
+          <w:p>
+            <w:pPr>
+              <w:spacing w:after="0" w:line="240" w:lineRule="auto"/>
+              <w:rPr>
+                <w:rFonts w:ascii="Times New Roman" w:eastAsia="Times New Roman" w:hAnsi="Times New Roman" w:cs="Times New Roman"/>
+                <w:sz w:val="24"/>
+                <w:szCs w:val="24"/>
+                <w:highlight w:val="yellow"/>
+                <w:lang w:eastAsia="es-AR"/>
+              </w:rPr>
+            </w:pPr>
+            <w:r>
+              <w:rPr>
+                <w:rFonts w:ascii="Times New Roman" w:eastAsia="Times New Roman" w:hAnsi="Times New Roman" w:cs="Times New Roman"/>
+                <w:sz w:val="24"/>
+                <w:szCs w:val="24"/>
+                <w:highlight w:val="yellow"/>
                 <w:lang w:eastAsia="es-AR"/>
               </w:rPr>
               <w:t>Pin 12</w:t>
@@ -1244,14 +1269,16 @@
                 <w:rFonts w:ascii="Times New Roman" w:eastAsia="Times New Roman" w:hAnsi="Times New Roman" w:cs="Times New Roman"/>
                 <w:sz w:val="24"/>
                 <w:szCs w:val="24"/>
-                <w:lang w:eastAsia="es-AR"/>
-              </w:rPr>
-            </w:pPr>
-            <w:r>
-              <w:rPr>
-                <w:rFonts w:ascii="Times New Roman" w:eastAsia="Times New Roman" w:hAnsi="Times New Roman" w:cs="Times New Roman"/>
-                <w:sz w:val="24"/>
-                <w:szCs w:val="24"/>
+                <w:highlight w:val="yellow"/>
+                <w:lang w:eastAsia="es-AR"/>
+              </w:rPr>
+            </w:pPr>
+            <w:r>
+              <w:rPr>
+                <w:rFonts w:ascii="Times New Roman" w:eastAsia="Times New Roman" w:hAnsi="Times New Roman" w:cs="Times New Roman"/>
+                <w:sz w:val="24"/>
+                <w:szCs w:val="24"/>
+                <w:highlight w:val="yellow"/>
                 <w:lang w:eastAsia="es-AR"/>
               </w:rPr>
               <w:t>LRC</w:t>
@@ -1260,25 +1287,27 @@
         </w:tc>
         <w:tc>
           <w:tcPr>
-            <w:tcW w:w="0" w:type="auto"/>
-            <w:vAlign w:val="center"/>
-            <w:hideMark/>
-          </w:tcPr>
-          <w:p>
-            <w:pPr>
-              <w:spacing w:after="0" w:line="240" w:lineRule="auto"/>
-              <w:rPr>
-                <w:rFonts w:ascii="Times New Roman" w:eastAsia="Times New Roman" w:hAnsi="Times New Roman" w:cs="Times New Roman"/>
-                <w:sz w:val="24"/>
-                <w:szCs w:val="24"/>
-                <w:lang w:eastAsia="es-AR"/>
-              </w:rPr>
-            </w:pPr>
-            <w:r>
-              <w:rPr>
-                <w:rFonts w:ascii="Times New Roman" w:eastAsia="Times New Roman" w:hAnsi="Times New Roman" w:cs="Times New Roman"/>
-                <w:sz w:val="24"/>
-                <w:szCs w:val="24"/>
+            <w:tcW w:w="1100" w:type="dxa"/>
+            <w:vAlign w:val="center"/>
+            <w:hideMark/>
+          </w:tcPr>
+          <w:p>
+            <w:pPr>
+              <w:spacing w:after="0" w:line="240" w:lineRule="auto"/>
+              <w:rPr>
+                <w:rFonts w:ascii="Times New Roman" w:eastAsia="Times New Roman" w:hAnsi="Times New Roman" w:cs="Times New Roman"/>
+                <w:sz w:val="24"/>
+                <w:szCs w:val="24"/>
+                <w:highlight w:val="yellow"/>
+                <w:lang w:eastAsia="es-AR"/>
+              </w:rPr>
+            </w:pPr>
+            <w:r>
+              <w:rPr>
+                <w:rFonts w:ascii="Times New Roman" w:eastAsia="Times New Roman" w:hAnsi="Times New Roman" w:cs="Times New Roman"/>
+                <w:sz w:val="24"/>
+                <w:szCs w:val="24"/>
+                <w:highlight w:val="yellow"/>
                 <w:lang w:eastAsia="es-AR"/>
               </w:rPr>
               <w:t>GPIO19</w:t>
@@ -1287,25 +1316,27 @@
         </w:tc>
         <w:tc>
           <w:tcPr>
-            <w:tcW w:w="0" w:type="auto"/>
-            <w:vAlign w:val="center"/>
-            <w:hideMark/>
-          </w:tcPr>
-          <w:p>
-            <w:pPr>
-              <w:spacing w:after="0" w:line="240" w:lineRule="auto"/>
-              <w:rPr>
-                <w:rFonts w:ascii="Times New Roman" w:eastAsia="Times New Roman" w:hAnsi="Times New Roman" w:cs="Times New Roman"/>
-                <w:sz w:val="24"/>
-                <w:szCs w:val="24"/>
-                <w:lang w:eastAsia="es-AR"/>
-              </w:rPr>
-            </w:pPr>
-            <w:r>
-              <w:rPr>
-                <w:rFonts w:ascii="Times New Roman" w:eastAsia="Times New Roman" w:hAnsi="Times New Roman" w:cs="Times New Roman"/>
-                <w:sz w:val="24"/>
-                <w:szCs w:val="24"/>
+            <w:tcW w:w="1267" w:type="dxa"/>
+            <w:vAlign w:val="center"/>
+            <w:hideMark/>
+          </w:tcPr>
+          <w:p>
+            <w:pPr>
+              <w:spacing w:after="0" w:line="240" w:lineRule="auto"/>
+              <w:rPr>
+                <w:rFonts w:ascii="Times New Roman" w:eastAsia="Times New Roman" w:hAnsi="Times New Roman" w:cs="Times New Roman"/>
+                <w:sz w:val="24"/>
+                <w:szCs w:val="24"/>
+                <w:highlight w:val="yellow"/>
+                <w:lang w:eastAsia="es-AR"/>
+              </w:rPr>
+            </w:pPr>
+            <w:r>
+              <w:rPr>
+                <w:rFonts w:ascii="Times New Roman" w:eastAsia="Times New Roman" w:hAnsi="Times New Roman" w:cs="Times New Roman"/>
+                <w:sz w:val="24"/>
+                <w:szCs w:val="24"/>
+                <w:highlight w:val="yellow"/>
                 <w:lang w:eastAsia="es-AR"/>
               </w:rPr>
               <w:t>Pin 35</w:t>
@@ -1346,7 +1377,7 @@
         </w:tc>
         <w:tc>
           <w:tcPr>
-            <w:tcW w:w="0" w:type="auto"/>
+            <w:tcW w:w="1100" w:type="dxa"/>
             <w:vAlign w:val="center"/>
             <w:hideMark/>
           </w:tcPr>
@@ -1373,7 +1404,7 @@
         </w:tc>
         <w:tc>
           <w:tcPr>
-            <w:tcW w:w="0" w:type="auto"/>
+            <w:tcW w:w="1267" w:type="dxa"/>
             <w:vAlign w:val="center"/>
             <w:hideMark/>
           </w:tcPr>
@@ -1432,7 +1463,7 @@
         </w:tc>
         <w:tc>
           <w:tcPr>
-            <w:tcW w:w="0" w:type="auto"/>
+            <w:tcW w:w="1100" w:type="dxa"/>
             <w:vAlign w:val="center"/>
             <w:hideMark/>
           </w:tcPr>
@@ -1459,7 +1490,7 @@
         </w:tc>
         <w:tc>
           <w:tcPr>
-            <w:tcW w:w="0" w:type="auto"/>
+            <w:tcW w:w="1267" w:type="dxa"/>
             <w:vAlign w:val="center"/>
             <w:hideMark/>
           </w:tcPr>
@@ -1790,7 +1821,27 @@
                 <w:szCs w:val="24"/>
                 <w:lang w:eastAsia="es-AR"/>
               </w:rPr>
-              <w:t>compartir (cable en Y / protoboard)</w:t>
+              <w:t xml:space="preserve">compartir (cable en Y / </w:t>
+            </w:r>
+            <w:proofErr w:type="spellStart"/>
+            <w:r>
+              <w:rPr>
+                <w:rFonts w:ascii="Times New Roman" w:eastAsia="Times New Roman" w:hAnsi="Times New Roman" w:cs="Times New Roman"/>
+                <w:sz w:val="24"/>
+                <w:szCs w:val="24"/>
+                <w:lang w:eastAsia="es-AR"/>
+              </w:rPr>
+              <w:t>protoboard</w:t>
+            </w:r>
+            <w:proofErr w:type="spellEnd"/>
+            <w:r>
+              <w:rPr>
+                <w:rFonts w:ascii="Times New Roman" w:eastAsia="Times New Roman" w:hAnsi="Times New Roman" w:cs="Times New Roman"/>
+                <w:sz w:val="24"/>
+                <w:szCs w:val="24"/>
+                <w:lang w:eastAsia="es-AR"/>
+              </w:rPr>
+              <w:t>)</w:t>
             </w:r>
           </w:p>
         </w:tc>
@@ -1876,7 +1927,27 @@
                 <w:szCs w:val="24"/>
                 <w:lang w:eastAsia="es-AR"/>
               </w:rPr>
-              <w:t>compartir (cable en Y / protoboard)</w:t>
+              <w:t xml:space="preserve">compartir (cable en Y / </w:t>
+            </w:r>
+            <w:proofErr w:type="spellStart"/>
+            <w:r>
+              <w:rPr>
+                <w:rFonts w:ascii="Times New Roman" w:eastAsia="Times New Roman" w:hAnsi="Times New Roman" w:cs="Times New Roman"/>
+                <w:sz w:val="24"/>
+                <w:szCs w:val="24"/>
+                <w:lang w:eastAsia="es-AR"/>
+              </w:rPr>
+              <w:t>protoboard</w:t>
+            </w:r>
+            <w:proofErr w:type="spellEnd"/>
+            <w:r>
+              <w:rPr>
+                <w:rFonts w:ascii="Times New Roman" w:eastAsia="Times New Roman" w:hAnsi="Times New Roman" w:cs="Times New Roman"/>
+                <w:sz w:val="24"/>
+                <w:szCs w:val="24"/>
+                <w:lang w:eastAsia="es-AR"/>
+              </w:rPr>
+              <w:t>)</w:t>
             </w:r>
           </w:p>
         </w:tc>
